--- a/CÔNG TY TNHH TC CABINETRY WHOLESALE/WHOLESALE CABINETRY_ThanhLapMoi/Điều lệ công ty_DA_DIEN.docx
+++ b/CÔNG TY TNHH TC CABINETRY WHOLESALE/WHOLESALE CABINETRY_ThanhLapMoi/Điều lệ công ty_DA_DIEN.docx
@@ -859,8 +859,6 @@
         </w:rPr>
         <w:t>TC WHOLESALE CABINETRY VN CO., LTD</w:t>
       </w:r>
-      <w:bookmarkStart w:id="1" w:name="_GoBack"/>
-      <w:bookmarkEnd w:id="1"/>
     </w:p>
     <w:p>
       <w:pPr>
@@ -1182,10 +1180,10 @@
         <w:tblLook w:val="04A0" w:firstRow="1" w:lastRow="0" w:firstColumn="1" w:lastColumn="0" w:noHBand="0" w:noVBand="1"/>
       </w:tblPr>
       <w:tblGrid>
-        <w:gridCol w:w="741"/>
-        <w:gridCol w:w="1147"/>
-        <w:gridCol w:w="5127"/>
-        <w:gridCol w:w="1644"/>
+        <w:gridCol w:w="747"/>
+        <w:gridCol w:w="1156"/>
+        <w:gridCol w:w="5104"/>
+        <w:gridCol w:w="1652"/>
       </w:tblGrid>
       <w:tr>
         <w:trPr>
@@ -1194,7 +1192,7 @@
         </w:trPr>
         <w:tc>
           <w:tcPr>
-            <w:tcW w:w="741" w:type="dxa"/>
+            <w:tcW w:w="754" w:type="dxa"/>
             <w:shd w:val="clear" w:color="auto" w:fill="D9D9D9"/>
             <w:vAlign w:val="center"/>
           </w:tcPr>
@@ -1203,14 +1201,16 @@
               <w:jc w:val="center"/>
               <w:rPr>
                 <w:rFonts w:ascii="Times New Roman" w:eastAsia="Times New Roman" w:hAnsi="Times New Roman"/>
-                <w:sz w:val="24"/>
+                <w:sz w:val="26"/>
+                <w:szCs w:val="26"/>
               </w:rPr>
             </w:pPr>
             <w:r>
               <w:rPr>
                 <w:rFonts w:ascii="Times New Roman" w:eastAsia="Times New Roman" w:hAnsi="Times New Roman"/>
                 <w:b/>
-                <w:sz w:val="24"/>
+                <w:sz w:val="26"/>
+                <w:szCs w:val="26"/>
               </w:rPr>
               <w:t>STT</w:t>
             </w:r>
@@ -1218,7 +1218,7 @@
         </w:tc>
         <w:tc>
           <w:tcPr>
-            <w:tcW w:w="1147" w:type="dxa"/>
+            <w:tcW w:w="1195" w:type="dxa"/>
             <w:shd w:val="clear" w:color="auto" w:fill="D9D9D9"/>
             <w:vAlign w:val="center"/>
           </w:tcPr>
@@ -1227,14 +1227,16 @@
               <w:jc w:val="center"/>
               <w:rPr>
                 <w:rFonts w:ascii="Times New Roman" w:eastAsia="Times New Roman" w:hAnsi="Times New Roman"/>
-                <w:sz w:val="24"/>
+                <w:sz w:val="26"/>
+                <w:szCs w:val="26"/>
               </w:rPr>
             </w:pPr>
             <w:r>
               <w:rPr>
                 <w:rFonts w:ascii="Times New Roman" w:eastAsia="Times New Roman" w:hAnsi="Times New Roman"/>
                 <w:b/>
-                <w:sz w:val="24"/>
+                <w:sz w:val="26"/>
+                <w:szCs w:val="26"/>
               </w:rPr>
               <w:t>Mã Ngành</w:t>
             </w:r>
@@ -1242,7 +1244,7 @@
         </w:tc>
         <w:tc>
           <w:tcPr>
-            <w:tcW w:w="5127" w:type="dxa"/>
+            <w:tcW w:w="5892" w:type="dxa"/>
             <w:shd w:val="clear" w:color="auto" w:fill="D9D9D9"/>
             <w:vAlign w:val="center"/>
           </w:tcPr>
@@ -1251,14 +1253,16 @@
               <w:jc w:val="center"/>
               <w:rPr>
                 <w:rFonts w:ascii="Times New Roman" w:eastAsia="Times New Roman" w:hAnsi="Times New Roman"/>
-                <w:sz w:val="24"/>
+                <w:sz w:val="26"/>
+                <w:szCs w:val="26"/>
               </w:rPr>
             </w:pPr>
             <w:r>
               <w:rPr>
                 <w:rFonts w:ascii="Times New Roman" w:eastAsia="Times New Roman" w:hAnsi="Times New Roman"/>
                 <w:b/>
-                <w:sz w:val="24"/>
+                <w:sz w:val="26"/>
+                <w:szCs w:val="26"/>
               </w:rPr>
               <w:t>Tên ngành (bao gồm chi tiết)</w:t>
             </w:r>
@@ -1266,7 +1270,7 @@
         </w:tc>
         <w:tc>
           <w:tcPr>
-            <w:tcW w:w="1644" w:type="dxa"/>
+            <w:tcW w:w="1787" w:type="dxa"/>
             <w:shd w:val="clear" w:color="auto" w:fill="D9D9D9"/>
             <w:vAlign w:val="center"/>
           </w:tcPr>
@@ -1275,14 +1279,16 @@
               <w:jc w:val="center"/>
               <w:rPr>
                 <w:rFonts w:ascii="Times New Roman" w:eastAsia="Times New Roman" w:hAnsi="Times New Roman"/>
-                <w:sz w:val="24"/>
+                <w:sz w:val="26"/>
+                <w:szCs w:val="26"/>
               </w:rPr>
             </w:pPr>
             <w:r>
               <w:rPr>
                 <w:rFonts w:ascii="Times New Roman" w:eastAsia="Times New Roman" w:hAnsi="Times New Roman"/>
                 <w:b/>
-                <w:sz w:val="24"/>
+                <w:sz w:val="26"/>
+                <w:szCs w:val="26"/>
               </w:rPr>
               <w:t>Ngành chính</w:t>
             </w:r>
@@ -1295,37 +1301,7 @@
         </w:trPr>
         <w:tc>
           <w:tcPr>
-            <w:tcW w:w="741" w:type="dxa"/>
-          </w:tcPr>
-          <w:p>
-            <w:pPr>
-              <w:rPr>
-                <w:rFonts w:ascii="Times New Roman" w:hAnsi="Times New Roman"/>
-              </w:rPr>
-            </w:pPr>
-            <w:r>
-              <w:t>1</w:t>
-            </w:r>
-          </w:p>
-        </w:tc>
-        <w:tc>
-          <w:tcPr>
-            <w:tcW w:w="1147" w:type="dxa"/>
-          </w:tcPr>
-          <w:p>
-            <w:pPr>
-              <w:rPr>
-                <w:rFonts w:ascii="Times New Roman" w:hAnsi="Times New Roman"/>
-              </w:rPr>
-            </w:pPr>
-            <w:r>
-              <w:t>4673</w:t>
-            </w:r>
-          </w:p>
-        </w:tc>
-        <w:tc>
-          <w:tcPr>
-            <w:tcW w:w="5127" w:type="dxa"/>
+            <w:tcW w:w="754" w:type="dxa"/>
           </w:tcPr>
           <w:p>
             <w:pPr>
@@ -1336,17 +1312,95 @@
               </w:rPr>
             </w:pPr>
             <w:r>
-              <w:t>Bán buôn vật liệu, thiết bị lắp đặt khác trong xây dựng Chi tiết: Tủ bếp, Tủ phòng tắm và phụ kiện nội thất</w:t>
+              <w:rPr>
+                <w:rFonts w:ascii="Times New Roman" w:hAnsi="Times New Roman"/>
+                <w:sz w:val="26"/>
+                <w:szCs w:val="26"/>
+              </w:rPr>
+              <w:t>1</w:t>
             </w:r>
           </w:p>
         </w:tc>
         <w:tc>
           <w:tcPr>
-            <w:tcW w:w="1644" w:type="dxa"/>
+            <w:tcW w:w="1195" w:type="dxa"/>
+          </w:tcPr>
+          <w:p>
+            <w:pPr>
+              <w:rPr>
+                <w:rFonts w:ascii="Times New Roman" w:hAnsi="Times New Roman"/>
+                <w:sz w:val="26"/>
+                <w:szCs w:val="26"/>
+              </w:rPr>
+            </w:pPr>
+            <w:r>
+              <w:rPr>
+                <w:rFonts w:ascii="Times New Roman" w:hAnsi="Times New Roman"/>
+                <w:sz w:val="26"/>
+                <w:szCs w:val="26"/>
+              </w:rPr>
+              <w:t>4673</w:t>
+            </w:r>
+          </w:p>
+        </w:tc>
+        <w:tc>
+          <w:tcPr>
+            <w:tcW w:w="5892" w:type="dxa"/>
+          </w:tcPr>
+          <w:p>
+            <w:pPr>
+              <w:rPr>
+                <w:rFonts w:ascii="Times New Roman" w:hAnsi="Times New Roman"/>
+                <w:sz w:val="26"/>
+                <w:szCs w:val="26"/>
+              </w:rPr>
+            </w:pPr>
+            <w:r>
+              <w:rPr>
+                <w:rFonts w:ascii="Times New Roman" w:hAnsi="Times New Roman"/>
+                <w:sz w:val="26"/>
+                <w:szCs w:val="26"/>
+              </w:rPr>
+              <w:t xml:space="preserve">Bán buôn vật liệu, thiết bị lắp đặt khác trong xây dựng </w:t>
+            </w:r>
+          </w:p>
+          <w:p>
+            <w:pPr>
+              <w:rPr>
+                <w:rFonts w:ascii="Times New Roman" w:hAnsi="Times New Roman"/>
+                <w:sz w:val="26"/>
+                <w:szCs w:val="26"/>
+              </w:rPr>
+            </w:pPr>
+            <w:r>
+              <w:rPr>
+                <w:rFonts w:ascii="Times New Roman" w:hAnsi="Times New Roman"/>
+                <w:sz w:val="26"/>
+                <w:szCs w:val="26"/>
+              </w:rPr>
+              <w:t>Chi tiết: Tủ bếp, Tủ phòng tắm và phụ kiện nội thất</w:t>
+            </w:r>
+          </w:p>
+        </w:tc>
+        <w:tc>
+          <w:tcPr>
+            <w:tcW w:w="1787" w:type="dxa"/>
             <w:vAlign w:val="center"/>
           </w:tcPr>
           <w:p>
+            <w:pPr>
+              <w:rPr>
+                <w:rFonts w:ascii="Times New Roman" w:hAnsi="Times New Roman"/>
+                <w:sz w:val="26"/>
+                <w:szCs w:val="26"/>
+              </w:rPr>
+            </w:pPr>
             <w:r>
+              <w:rPr>
+                <w:rFonts w:ascii="Times New Roman" w:hAnsi="Times New Roman"/>
+                <w:sz w:val="26"/>
+                <w:szCs w:val="26"/>
+              </w:rPr>
               <w:t>X</w:t>
             </w:r>
           </w:p>
@@ -1358,37 +1412,7 @@
         </w:trPr>
         <w:tc>
           <w:tcPr>
-            <w:tcW w:w="741" w:type="dxa"/>
-          </w:tcPr>
-          <w:p>
-            <w:pPr>
-              <w:rPr>
-                <w:rFonts w:ascii="Times New Roman" w:hAnsi="Times New Roman"/>
-              </w:rPr>
-            </w:pPr>
-            <w:r>
-              <w:t>2</w:t>
-            </w:r>
-          </w:p>
-        </w:tc>
-        <w:tc>
-          <w:tcPr>
-            <w:tcW w:w="1147" w:type="dxa"/>
-          </w:tcPr>
-          <w:p>
-            <w:pPr>
-              <w:rPr>
-                <w:rFonts w:ascii="Times New Roman" w:hAnsi="Times New Roman"/>
-              </w:rPr>
-            </w:pPr>
-            <w:r>
-              <w:t>4679</w:t>
-            </w:r>
-          </w:p>
-        </w:tc>
-        <w:tc>
-          <w:tcPr>
-            <w:tcW w:w="5127" w:type="dxa"/>
+            <w:tcW w:w="754" w:type="dxa"/>
           </w:tcPr>
           <w:p>
             <w:pPr>
@@ -1399,55 +1423,18 @@
               </w:rPr>
             </w:pPr>
             <w:r>
-              <w:t>Bán buôn chuyên doanh khác chưa được phân vào đâu</w:t>
+              <w:rPr>
+                <w:rFonts w:ascii="Times New Roman" w:hAnsi="Times New Roman"/>
+                <w:sz w:val="26"/>
+                <w:szCs w:val="26"/>
+              </w:rPr>
+              <w:t>2</w:t>
             </w:r>
           </w:p>
         </w:tc>
         <w:tc>
           <w:tcPr>
-            <w:tcW w:w="1644" w:type="dxa"/>
-            <w:vAlign w:val="center"/>
-          </w:tcPr>
-          <w:p/>
-        </w:tc>
-      </w:tr>
-      <w:tr>
-        <w:trPr>
-          <w:jc w:val="center"/>
-        </w:trPr>
-        <w:tc>
-          <w:tcPr>
-            <w:tcW w:w="741" w:type="dxa"/>
-          </w:tcPr>
-          <w:p>
-            <w:pPr>
-              <w:rPr>
-                <w:rFonts w:ascii="Times New Roman" w:hAnsi="Times New Roman"/>
-              </w:rPr>
-            </w:pPr>
-            <w:r>
-              <w:t>3</w:t>
-            </w:r>
-          </w:p>
-        </w:tc>
-        <w:tc>
-          <w:tcPr>
-            <w:tcW w:w="1147" w:type="dxa"/>
-          </w:tcPr>
-          <w:p>
-            <w:pPr>
-              <w:rPr>
-                <w:rFonts w:ascii="Times New Roman" w:hAnsi="Times New Roman"/>
-              </w:rPr>
-            </w:pPr>
-            <w:r>
-              <w:t>4752</w:t>
-            </w:r>
-          </w:p>
-        </w:tc>
-        <w:tc>
-          <w:tcPr>
-            <w:tcW w:w="5127" w:type="dxa"/>
+            <w:tcW w:w="1195" w:type="dxa"/>
           </w:tcPr>
           <w:p>
             <w:pPr>
@@ -1458,55 +1445,18 @@
               </w:rPr>
             </w:pPr>
             <w:r>
-              <w:t>Bán lẻ đồ ngũ kim, sơn, kính và thiết bị lắp đặt khác trong xây dựng trong các cửa hàng chuyên doanh</w:t>
+              <w:rPr>
+                <w:rFonts w:ascii="Times New Roman" w:hAnsi="Times New Roman"/>
+                <w:sz w:val="26"/>
+                <w:szCs w:val="26"/>
+              </w:rPr>
+              <w:t>4679</w:t>
             </w:r>
           </w:p>
         </w:tc>
         <w:tc>
           <w:tcPr>
-            <w:tcW w:w="1644" w:type="dxa"/>
-            <w:vAlign w:val="center"/>
-          </w:tcPr>
-          <w:p/>
-        </w:tc>
-      </w:tr>
-      <w:tr>
-        <w:trPr>
-          <w:jc w:val="center"/>
-        </w:trPr>
-        <w:tc>
-          <w:tcPr>
-            <w:tcW w:w="741" w:type="dxa"/>
-          </w:tcPr>
-          <w:p>
-            <w:pPr>
-              <w:rPr>
-                <w:rFonts w:ascii="Times New Roman" w:hAnsi="Times New Roman"/>
-              </w:rPr>
-            </w:pPr>
-            <w:r>
-              <w:t>4</w:t>
-            </w:r>
-          </w:p>
-        </w:tc>
-        <w:tc>
-          <w:tcPr>
-            <w:tcW w:w="1147" w:type="dxa"/>
-          </w:tcPr>
-          <w:p>
-            <w:pPr>
-              <w:rPr>
-                <w:rFonts w:ascii="Times New Roman" w:hAnsi="Times New Roman"/>
-              </w:rPr>
-            </w:pPr>
-            <w:r>
-              <w:t>3101</w:t>
-            </w:r>
-          </w:p>
-        </w:tc>
-        <w:tc>
-          <w:tcPr>
-            <w:tcW w:w="5127" w:type="dxa"/>
+            <w:tcW w:w="5892" w:type="dxa"/>
           </w:tcPr>
           <w:p>
             <w:pPr>
@@ -1517,16 +1467,48 @@
               </w:rPr>
             </w:pPr>
             <w:r>
-              <w:t>Sản xuất giường, tủ, bàn, ghế bằng gỗ</w:t>
+              <w:rPr>
+                <w:rFonts w:ascii="Times New Roman" w:hAnsi="Times New Roman"/>
+                <w:sz w:val="26"/>
+                <w:szCs w:val="26"/>
+              </w:rPr>
+              <w:t>Bán buôn chuyên doanh khác chưa được phân vào đâu</w:t>
             </w:r>
+          </w:p>
+          <w:p>
+            <w:pPr>
+              <w:rPr>
+                <w:rFonts w:ascii="Times New Roman" w:hAnsi="Times New Roman"/>
+                <w:sz w:val="26"/>
+                <w:szCs w:val="26"/>
+              </w:rPr>
+            </w:pPr>
+            <w:r>
+              <w:rPr>
+                <w:rFonts w:ascii="Times New Roman" w:hAnsi="Times New Roman"/>
+                <w:sz w:val="26"/>
+                <w:szCs w:val="26"/>
+              </w:rPr>
+              <w:t>Chi tiết: Bán buôn gỗ, ván ép, bao bì, thùng carton, sơn ....</w:t>
+            </w:r>
+            <w:bookmarkStart w:id="1" w:name="_GoBack"/>
+            <w:bookmarkEnd w:id="1"/>
           </w:p>
         </w:tc>
         <w:tc>
           <w:tcPr>
-            <w:tcW w:w="1644" w:type="dxa"/>
+            <w:tcW w:w="1787" w:type="dxa"/>
             <w:vAlign w:val="center"/>
           </w:tcPr>
-          <w:p/>
+          <w:p>
+            <w:pPr>
+              <w:rPr>
+                <w:rFonts w:ascii="Times New Roman" w:hAnsi="Times New Roman"/>
+                <w:sz w:val="26"/>
+                <w:szCs w:val="26"/>
+              </w:rPr>
+            </w:pPr>
+          </w:p>
         </w:tc>
       </w:tr>
       <w:tr>
@@ -1535,38 +1517,7 @@
         </w:trPr>
         <w:tc>
           <w:tcPr>
-            <w:tcW w:w="741" w:type="dxa"/>
-          </w:tcPr>
-          <w:p>
-            <w:pPr>
-              <w:rPr>
-                <w:rFonts w:ascii="Times New Roman" w:hAnsi="Times New Roman"/>
-              </w:rPr>
-            </w:pPr>
-            <w:r>
-              <w:lastRenderedPageBreak/>
-              <w:t>5</w:t>
-            </w:r>
-          </w:p>
-        </w:tc>
-        <w:tc>
-          <w:tcPr>
-            <w:tcW w:w="1147" w:type="dxa"/>
-          </w:tcPr>
-          <w:p>
-            <w:pPr>
-              <w:rPr>
-                <w:rFonts w:ascii="Times New Roman" w:hAnsi="Times New Roman"/>
-              </w:rPr>
-            </w:pPr>
-            <w:r>
-              <w:t>3109</w:t>
-            </w:r>
-          </w:p>
-        </w:tc>
-        <w:tc>
-          <w:tcPr>
-            <w:tcW w:w="5127" w:type="dxa"/>
+            <w:tcW w:w="754" w:type="dxa"/>
           </w:tcPr>
           <w:p>
             <w:pPr>
@@ -1577,16 +1528,452 @@
               </w:rPr>
             </w:pPr>
             <w:r>
+              <w:rPr>
+                <w:rFonts w:ascii="Times New Roman" w:hAnsi="Times New Roman"/>
+                <w:sz w:val="26"/>
+                <w:szCs w:val="26"/>
+              </w:rPr>
+              <w:lastRenderedPageBreak/>
+              <w:t>3</w:t>
+            </w:r>
+          </w:p>
+        </w:tc>
+        <w:tc>
+          <w:tcPr>
+            <w:tcW w:w="1195" w:type="dxa"/>
+          </w:tcPr>
+          <w:p>
+            <w:pPr>
+              <w:rPr>
+                <w:rFonts w:ascii="Times New Roman" w:hAnsi="Times New Roman"/>
+                <w:sz w:val="26"/>
+                <w:szCs w:val="26"/>
+              </w:rPr>
+            </w:pPr>
+            <w:r>
+              <w:rPr>
+                <w:rFonts w:ascii="Times New Roman" w:hAnsi="Times New Roman"/>
+                <w:sz w:val="26"/>
+                <w:szCs w:val="26"/>
+              </w:rPr>
+              <w:t>4752</w:t>
+            </w:r>
+          </w:p>
+        </w:tc>
+        <w:tc>
+          <w:tcPr>
+            <w:tcW w:w="5892" w:type="dxa"/>
+          </w:tcPr>
+          <w:p>
+            <w:pPr>
+              <w:rPr>
+                <w:rFonts w:ascii="Times New Roman" w:hAnsi="Times New Roman"/>
+                <w:sz w:val="26"/>
+                <w:szCs w:val="26"/>
+              </w:rPr>
+            </w:pPr>
+            <w:r>
+              <w:rPr>
+                <w:rFonts w:ascii="Times New Roman" w:hAnsi="Times New Roman"/>
+                <w:sz w:val="26"/>
+                <w:szCs w:val="26"/>
+              </w:rPr>
+              <w:t>Bán lẻ đồ ngũ kim, sơn, kính và thiết bị lắp đặt khác trong xây dựng trong các cửa hàng chuyên doanh</w:t>
+            </w:r>
+          </w:p>
+          <w:p>
+            <w:pPr>
+              <w:rPr>
+                <w:rFonts w:ascii="Times New Roman" w:hAnsi="Times New Roman"/>
+                <w:sz w:val="26"/>
+                <w:szCs w:val="26"/>
+              </w:rPr>
+            </w:pPr>
+            <w:r>
+              <w:rPr>
+                <w:rFonts w:ascii="Times New Roman" w:hAnsi="Times New Roman"/>
+                <w:sz w:val="26"/>
+                <w:szCs w:val="26"/>
+              </w:rPr>
+              <w:t>Chi tiết: Các phụ kiện thiết bị hàng nội thất</w:t>
+            </w:r>
+          </w:p>
+        </w:tc>
+        <w:tc>
+          <w:tcPr>
+            <w:tcW w:w="1787" w:type="dxa"/>
+            <w:vAlign w:val="center"/>
+          </w:tcPr>
+          <w:p>
+            <w:pPr>
+              <w:rPr>
+                <w:rFonts w:ascii="Times New Roman" w:hAnsi="Times New Roman"/>
+                <w:sz w:val="26"/>
+                <w:szCs w:val="26"/>
+              </w:rPr>
+            </w:pPr>
+          </w:p>
+        </w:tc>
+      </w:tr>
+      <w:tr>
+        <w:trPr>
+          <w:jc w:val="center"/>
+        </w:trPr>
+        <w:tc>
+          <w:tcPr>
+            <w:tcW w:w="754" w:type="dxa"/>
+          </w:tcPr>
+          <w:p>
+            <w:pPr>
+              <w:rPr>
+                <w:rFonts w:ascii="Times New Roman" w:hAnsi="Times New Roman"/>
+                <w:sz w:val="26"/>
+                <w:szCs w:val="26"/>
+              </w:rPr>
+            </w:pPr>
+            <w:r>
+              <w:rPr>
+                <w:rFonts w:ascii="Times New Roman" w:hAnsi="Times New Roman"/>
+                <w:sz w:val="26"/>
+                <w:szCs w:val="26"/>
+              </w:rPr>
+              <w:t>4</w:t>
+            </w:r>
+          </w:p>
+        </w:tc>
+        <w:tc>
+          <w:tcPr>
+            <w:tcW w:w="1195" w:type="dxa"/>
+          </w:tcPr>
+          <w:p>
+            <w:pPr>
+              <w:rPr>
+                <w:rFonts w:ascii="Times New Roman" w:hAnsi="Times New Roman"/>
+                <w:sz w:val="26"/>
+                <w:szCs w:val="26"/>
+              </w:rPr>
+            </w:pPr>
+            <w:r>
+              <w:rPr>
+                <w:rFonts w:ascii="Times New Roman" w:hAnsi="Times New Roman"/>
+                <w:sz w:val="26"/>
+                <w:szCs w:val="26"/>
+              </w:rPr>
+              <w:t>3101</w:t>
+            </w:r>
+          </w:p>
+        </w:tc>
+        <w:tc>
+          <w:tcPr>
+            <w:tcW w:w="5892" w:type="dxa"/>
+          </w:tcPr>
+          <w:p>
+            <w:pPr>
+              <w:rPr>
+                <w:rFonts w:ascii="Times New Roman" w:hAnsi="Times New Roman"/>
+                <w:sz w:val="26"/>
+                <w:szCs w:val="26"/>
+              </w:rPr>
+            </w:pPr>
+            <w:r>
+              <w:rPr>
+                <w:rFonts w:ascii="Times New Roman" w:hAnsi="Times New Roman"/>
+                <w:sz w:val="26"/>
+                <w:szCs w:val="26"/>
+              </w:rPr>
+              <w:t>Sản xuất giường, tủ, bàn, ghế bằng gỗ</w:t>
+            </w:r>
+          </w:p>
+        </w:tc>
+        <w:tc>
+          <w:tcPr>
+            <w:tcW w:w="1787" w:type="dxa"/>
+            <w:vAlign w:val="center"/>
+          </w:tcPr>
+          <w:p>
+            <w:pPr>
+              <w:rPr>
+                <w:rFonts w:ascii="Times New Roman" w:hAnsi="Times New Roman"/>
+                <w:sz w:val="26"/>
+                <w:szCs w:val="26"/>
+              </w:rPr>
+            </w:pPr>
+          </w:p>
+        </w:tc>
+      </w:tr>
+      <w:tr>
+        <w:trPr>
+          <w:jc w:val="center"/>
+        </w:trPr>
+        <w:tc>
+          <w:tcPr>
+            <w:tcW w:w="754" w:type="dxa"/>
+          </w:tcPr>
+          <w:p>
+            <w:pPr>
+              <w:rPr>
+                <w:rFonts w:ascii="Times New Roman" w:hAnsi="Times New Roman"/>
+                <w:sz w:val="26"/>
+                <w:szCs w:val="26"/>
+              </w:rPr>
+            </w:pPr>
+            <w:r>
+              <w:rPr>
+                <w:rFonts w:ascii="Times New Roman" w:hAnsi="Times New Roman"/>
+                <w:sz w:val="26"/>
+                <w:szCs w:val="26"/>
+              </w:rPr>
+              <w:t>5</w:t>
+            </w:r>
+          </w:p>
+        </w:tc>
+        <w:tc>
+          <w:tcPr>
+            <w:tcW w:w="1195" w:type="dxa"/>
+          </w:tcPr>
+          <w:p>
+            <w:pPr>
+              <w:rPr>
+                <w:rFonts w:ascii="Times New Roman" w:hAnsi="Times New Roman"/>
+                <w:sz w:val="26"/>
+                <w:szCs w:val="26"/>
+              </w:rPr>
+            </w:pPr>
+            <w:r>
+              <w:rPr>
+                <w:rFonts w:ascii="Times New Roman" w:hAnsi="Times New Roman"/>
+                <w:sz w:val="26"/>
+                <w:szCs w:val="26"/>
+              </w:rPr>
+              <w:t>3109</w:t>
+            </w:r>
+          </w:p>
+        </w:tc>
+        <w:tc>
+          <w:tcPr>
+            <w:tcW w:w="5892" w:type="dxa"/>
+          </w:tcPr>
+          <w:p>
+            <w:pPr>
+              <w:rPr>
+                <w:rFonts w:ascii="Times New Roman" w:hAnsi="Times New Roman"/>
+                <w:sz w:val="26"/>
+                <w:szCs w:val="26"/>
+              </w:rPr>
+            </w:pPr>
+            <w:r>
+              <w:rPr>
+                <w:rFonts w:ascii="Times New Roman" w:hAnsi="Times New Roman"/>
+                <w:sz w:val="26"/>
+                <w:szCs w:val="26"/>
+              </w:rPr>
               <w:t>Sản xuất giường, tủ, bàn, ghế bằng vật liệu khác</w:t>
             </w:r>
           </w:p>
         </w:tc>
         <w:tc>
           <w:tcPr>
-            <w:tcW w:w="1644" w:type="dxa"/>
+            <w:tcW w:w="1787" w:type="dxa"/>
             <w:vAlign w:val="center"/>
           </w:tcPr>
-          <w:p/>
+          <w:p>
+            <w:pPr>
+              <w:rPr>
+                <w:rFonts w:ascii="Times New Roman" w:hAnsi="Times New Roman"/>
+                <w:sz w:val="26"/>
+                <w:szCs w:val="26"/>
+              </w:rPr>
+            </w:pPr>
+          </w:p>
+        </w:tc>
+      </w:tr>
+      <w:tr>
+        <w:trPr>
+          <w:jc w:val="center"/>
+        </w:trPr>
+        <w:tc>
+          <w:tcPr>
+            <w:tcW w:w="754" w:type="dxa"/>
+          </w:tcPr>
+          <w:p>
+            <w:pPr>
+              <w:rPr>
+                <w:rFonts w:ascii="Times New Roman" w:hAnsi="Times New Roman"/>
+                <w:sz w:val="26"/>
+                <w:szCs w:val="26"/>
+              </w:rPr>
+            </w:pPr>
+            <w:r>
+              <w:rPr>
+                <w:rFonts w:ascii="Times New Roman" w:hAnsi="Times New Roman"/>
+                <w:sz w:val="26"/>
+                <w:szCs w:val="26"/>
+              </w:rPr>
+              <w:t>6</w:t>
+            </w:r>
+          </w:p>
+        </w:tc>
+        <w:tc>
+          <w:tcPr>
+            <w:tcW w:w="1195" w:type="dxa"/>
+          </w:tcPr>
+          <w:p>
+            <w:pPr>
+              <w:rPr>
+                <w:rFonts w:ascii="Times New Roman" w:hAnsi="Times New Roman"/>
+                <w:sz w:val="26"/>
+                <w:szCs w:val="26"/>
+              </w:rPr>
+            </w:pPr>
+            <w:r>
+              <w:rPr>
+                <w:rFonts w:ascii="Times New Roman" w:hAnsi="Times New Roman"/>
+                <w:sz w:val="26"/>
+                <w:szCs w:val="26"/>
+              </w:rPr>
+              <w:t>7120</w:t>
+            </w:r>
+          </w:p>
+        </w:tc>
+        <w:tc>
+          <w:tcPr>
+            <w:tcW w:w="5892" w:type="dxa"/>
+          </w:tcPr>
+          <w:p>
+            <w:pPr>
+              <w:rPr>
+                <w:rFonts w:ascii="Times New Roman" w:hAnsi="Times New Roman"/>
+                <w:sz w:val="26"/>
+                <w:szCs w:val="26"/>
+              </w:rPr>
+            </w:pPr>
+            <w:r>
+              <w:rPr>
+                <w:rFonts w:ascii="Times New Roman" w:hAnsi="Times New Roman"/>
+                <w:sz w:val="26"/>
+                <w:szCs w:val="26"/>
+              </w:rPr>
+              <w:t>Kiểm tra và phân tích kỹ thuật</w:t>
+            </w:r>
+          </w:p>
+          <w:p>
+            <w:pPr>
+              <w:rPr>
+                <w:rFonts w:ascii="Times New Roman" w:hAnsi="Times New Roman"/>
+                <w:sz w:val="26"/>
+                <w:szCs w:val="26"/>
+              </w:rPr>
+            </w:pPr>
+            <w:r>
+              <w:rPr>
+                <w:rFonts w:ascii="Times New Roman" w:hAnsi="Times New Roman"/>
+                <w:sz w:val="26"/>
+                <w:szCs w:val="26"/>
+              </w:rPr>
+              <w:t>Chi tiết: Kiểm tra chất lượng sản phẩm</w:t>
+            </w:r>
+          </w:p>
+        </w:tc>
+        <w:tc>
+          <w:tcPr>
+            <w:tcW w:w="1787" w:type="dxa"/>
+            <w:vAlign w:val="center"/>
+          </w:tcPr>
+          <w:p>
+            <w:pPr>
+              <w:rPr>
+                <w:rFonts w:ascii="Times New Roman" w:hAnsi="Times New Roman"/>
+                <w:sz w:val="26"/>
+                <w:szCs w:val="26"/>
+              </w:rPr>
+            </w:pPr>
+          </w:p>
+        </w:tc>
+      </w:tr>
+      <w:tr>
+        <w:trPr>
+          <w:jc w:val="center"/>
+        </w:trPr>
+        <w:tc>
+          <w:tcPr>
+            <w:tcW w:w="754" w:type="dxa"/>
+          </w:tcPr>
+          <w:p>
+            <w:pPr>
+              <w:rPr>
+                <w:rFonts w:ascii="Times New Roman" w:hAnsi="Times New Roman"/>
+                <w:sz w:val="26"/>
+                <w:szCs w:val="26"/>
+              </w:rPr>
+            </w:pPr>
+            <w:r>
+              <w:rPr>
+                <w:rFonts w:ascii="Times New Roman" w:hAnsi="Times New Roman"/>
+                <w:sz w:val="26"/>
+                <w:szCs w:val="26"/>
+              </w:rPr>
+              <w:t>7</w:t>
+            </w:r>
+          </w:p>
+        </w:tc>
+        <w:tc>
+          <w:tcPr>
+            <w:tcW w:w="1195" w:type="dxa"/>
+          </w:tcPr>
+          <w:p>
+            <w:pPr>
+              <w:rPr>
+                <w:rFonts w:ascii="Times New Roman" w:hAnsi="Times New Roman"/>
+                <w:sz w:val="26"/>
+                <w:szCs w:val="26"/>
+              </w:rPr>
+            </w:pPr>
+            <w:r>
+              <w:rPr>
+                <w:rFonts w:ascii="Times New Roman" w:hAnsi="Times New Roman"/>
+                <w:sz w:val="26"/>
+                <w:szCs w:val="26"/>
+              </w:rPr>
+              <w:t>4329</w:t>
+            </w:r>
+          </w:p>
+        </w:tc>
+        <w:tc>
+          <w:tcPr>
+            <w:tcW w:w="5892" w:type="dxa"/>
+          </w:tcPr>
+          <w:p>
+            <w:pPr>
+              <w:rPr>
+                <w:rFonts w:ascii="Times New Roman" w:hAnsi="Times New Roman"/>
+                <w:sz w:val="26"/>
+                <w:szCs w:val="26"/>
+              </w:rPr>
+            </w:pPr>
+            <w:r>
+              <w:rPr>
+                <w:rFonts w:ascii="Times New Roman" w:hAnsi="Times New Roman"/>
+                <w:sz w:val="26"/>
+                <w:szCs w:val="26"/>
+              </w:rPr>
+              <w:t>Lắp đặt hệ thống xây dựng khác</w:t>
+            </w:r>
+          </w:p>
+        </w:tc>
+        <w:tc>
+          <w:tcPr>
+            <w:tcW w:w="1787" w:type="dxa"/>
+            <w:vAlign w:val="center"/>
+          </w:tcPr>
+          <w:p>
+            <w:pPr>
+              <w:rPr>
+                <w:rFonts w:ascii="Times New Roman" w:hAnsi="Times New Roman"/>
+                <w:sz w:val="26"/>
+                <w:szCs w:val="26"/>
+              </w:rPr>
+            </w:pPr>
+          </w:p>
         </w:tc>
       </w:tr>
     </w:tbl>
@@ -2136,6 +2523,7 @@
           <w:sz w:val="26"/>
           <w:szCs w:val="26"/>
         </w:rPr>
+        <w:lastRenderedPageBreak/>
         <w:t xml:space="preserve">Tỉnh/Thành phố trực thuộc trung ương: </w:t>
       </w:r>
       <w:r>
@@ -2495,7 +2883,6 @@
           <w:szCs w:val="26"/>
           <w:lang w:val="vi-VN"/>
         </w:rPr>
-        <w:lastRenderedPageBreak/>
         <w:t>a) Thực hiện quyền và nghĩa vụ được giao một cách trung thực, cẩn trọng, tốt nhất nhằm bảo đảm lợi ích hợp pháp của doanh nghiệp;</w:t>
       </w:r>
     </w:p>
@@ -3133,6 +3520,7 @@
           <w:szCs w:val="26"/>
           <w:lang w:val="vi-VN"/>
         </w:rPr>
+        <w:lastRenderedPageBreak/>
         <w:t xml:space="preserve">Nơi cấp: </w:t>
       </w:r>
       <w:r>
@@ -3356,7 +3744,6 @@
           <w:sz w:val="26"/>
           <w:szCs w:val="26"/>
         </w:rPr>
-        <w:lastRenderedPageBreak/>
         <w:t xml:space="preserve">Quốc gia: </w:t>
       </w:r>
       <w:r>
@@ -3664,6 +4051,7 @@
         <w:rPr>
           <w:rFonts w:ascii="Times New Roman" w:hAnsi="Times New Roman"/>
         </w:rPr>
+        <w:lastRenderedPageBreak/>
         <w:t xml:space="preserve">Điều </w:t>
       </w:r>
       <w:r>
@@ -3847,7 +4235,6 @@
           <w:szCs w:val="26"/>
           <w:lang w:val="vi-VN"/>
         </w:rPr>
-        <w:lastRenderedPageBreak/>
         <w:t>6. Thu hồi toàn bộ giá trị tài sản của công ty sau khi công ty hoàn thành giải thể hoặc phá sản;</w:t>
       </w:r>
     </w:p>
@@ -4392,6 +4779,7 @@
           <w:szCs w:val="26"/>
           <w:lang w:val="vi-VN"/>
         </w:rPr>
+        <w:lastRenderedPageBreak/>
         <w:t>3. Quyền, nghĩa</w:t>
       </w:r>
       <w:r>
@@ -4527,29 +4915,575 @@
           <w:szCs w:val="26"/>
           <w:lang w:val="vi-VN"/>
         </w:rPr>
+        <w:t>2. Quyền, nghĩa vụ và chế độ làm việc của Chủ tịch công ty được thực hiện theo quy định tại Điều lệ công ty, Luật Doanh nghiệp và quy định khác của pháp luật có liên quan.</w:t>
+      </w:r>
+    </w:p>
+    <w:p>
+      <w:pPr>
+        <w:spacing w:line="240" w:lineRule="auto"/>
+        <w:ind w:firstLine="360"/>
+        <w:rPr>
+          <w:bCs/>
+          <w:sz w:val="26"/>
+          <w:szCs w:val="26"/>
+          <w:lang w:val="vi-VN"/>
+        </w:rPr>
+      </w:pPr>
+      <w:r>
+        <w:rPr>
+          <w:bCs/>
+          <w:sz w:val="26"/>
+          <w:szCs w:val="26"/>
+          <w:lang w:val="vi-VN"/>
+        </w:rPr>
+        <w:t>3. Quyết định của Chủ tịch công ty về thực hiện quyền và nghĩa vụ của chủ sở hữu công ty có hiệu lực kể từ ngày được chủ sở hữu công ty phê duyệt.</w:t>
+      </w:r>
+    </w:p>
+    <w:p>
+      <w:pPr>
+        <w:spacing w:line="240" w:lineRule="auto"/>
+        <w:ind w:firstLine="360"/>
+        <w:rPr>
+          <w:bCs/>
+          <w:sz w:val="26"/>
+          <w:szCs w:val="26"/>
+          <w:lang w:val="vi-VN"/>
+        </w:rPr>
+      </w:pPr>
+    </w:p>
+    <w:p>
+      <w:pPr>
+        <w:pStyle w:val="Heading3"/>
+        <w:ind w:firstLine="360"/>
+        <w:rPr>
+          <w:rFonts w:ascii="Times New Roman" w:hAnsi="Times New Roman"/>
+          <w:lang w:val="vi-VN"/>
+        </w:rPr>
+      </w:pPr>
+      <w:r>
+        <w:rPr>
+          <w:rFonts w:ascii="Times New Roman" w:hAnsi="Times New Roman"/>
+          <w:lang w:val="vi-VN"/>
+        </w:rPr>
+        <w:t>Điều 1</w:t>
+      </w:r>
+      <w:r>
+        <w:rPr>
+          <w:rFonts w:ascii="Times New Roman" w:hAnsi="Times New Roman"/>
+        </w:rPr>
+        <w:t>1</w:t>
+      </w:r>
+      <w:r>
+        <w:rPr>
+          <w:rFonts w:ascii="Times New Roman" w:hAnsi="Times New Roman"/>
+          <w:lang w:val="vi-VN"/>
+        </w:rPr>
+        <w:t xml:space="preserve">. Giám đốc </w:t>
+      </w:r>
+      <w:r>
+        <w:rPr>
+          <w:rFonts w:ascii="Times New Roman" w:hAnsi="Times New Roman"/>
+        </w:rPr>
+        <w:t>(hoặc Tổng giám đốc)</w:t>
+      </w:r>
+    </w:p>
+    <w:p>
+      <w:pPr>
+        <w:spacing w:line="240" w:lineRule="auto"/>
+        <w:ind w:firstLine="360"/>
+        <w:rPr>
+          <w:bCs/>
+          <w:sz w:val="26"/>
+          <w:szCs w:val="26"/>
+          <w:lang w:val="vi-VN"/>
+        </w:rPr>
+      </w:pPr>
+      <w:r>
+        <w:rPr>
+          <w:bCs/>
+          <w:sz w:val="26"/>
+          <w:szCs w:val="26"/>
+          <w:lang w:val="vi-VN"/>
+        </w:rPr>
+        <w:t xml:space="preserve">1. Chủ tịch công ty bổ nhiệm hoặc thuê Giám đốc </w:t>
+      </w:r>
+      <w:r>
+        <w:rPr>
+          <w:bCs/>
+          <w:sz w:val="26"/>
+          <w:szCs w:val="26"/>
+          <w:lang w:val="vi-VN"/>
+        </w:rPr>
+        <w:t xml:space="preserve">(hoặc Tổng giám đốc) </w:t>
+      </w:r>
+      <w:r>
+        <w:rPr>
+          <w:bCs/>
+          <w:sz w:val="26"/>
+          <w:szCs w:val="26"/>
+          <w:lang w:val="vi-VN"/>
+        </w:rPr>
+        <w:t xml:space="preserve">với nhiệm kỳ không quá 05 năm để điều hành hoạt động kinh doanh hằng ngày của công ty. Giám đốc </w:t>
+      </w:r>
+      <w:r>
+        <w:rPr>
+          <w:bCs/>
+          <w:sz w:val="26"/>
+          <w:szCs w:val="26"/>
+          <w:lang w:val="vi-VN"/>
+        </w:rPr>
+        <w:t xml:space="preserve">(hoặc Tổng giám đốc) </w:t>
+      </w:r>
+      <w:r>
+        <w:rPr>
+          <w:bCs/>
+          <w:sz w:val="26"/>
+          <w:szCs w:val="26"/>
+          <w:lang w:val="vi-VN"/>
+        </w:rPr>
+        <w:t>chịu trách nhiệm trước pháp luật và Chủ tịch công ty về việc thực hiện quyền và nghĩa vụ của mình. Chủ tịch công ty có thể kiêm Giám đốc</w:t>
+      </w:r>
+      <w:r>
+        <w:rPr>
+          <w:bCs/>
+          <w:sz w:val="26"/>
+          <w:szCs w:val="26"/>
+          <w:lang w:val="vi-VN"/>
+        </w:rPr>
+        <w:t xml:space="preserve"> (hoặc Tổng giám đốc</w:t>
+      </w:r>
+      <w:r>
+        <w:rPr>
+          <w:bCs/>
+          <w:sz w:val="26"/>
+          <w:szCs w:val="26"/>
+          <w:lang w:val="vi-VN"/>
+        </w:rPr>
+        <w:t>)</w:t>
+      </w:r>
+      <w:r>
+        <w:rPr>
+          <w:bCs/>
+          <w:sz w:val="26"/>
+          <w:szCs w:val="26"/>
+          <w:lang w:val="vi-VN"/>
+        </w:rPr>
+        <w:t>.</w:t>
+      </w:r>
+    </w:p>
+    <w:p>
+      <w:pPr>
+        <w:spacing w:line="240" w:lineRule="auto"/>
+        <w:ind w:firstLine="360"/>
+        <w:rPr>
+          <w:bCs/>
+          <w:sz w:val="26"/>
+          <w:szCs w:val="26"/>
+          <w:lang w:val="vi-VN"/>
+        </w:rPr>
+      </w:pPr>
+      <w:r>
+        <w:rPr>
+          <w:bCs/>
+          <w:sz w:val="26"/>
+          <w:szCs w:val="26"/>
+          <w:lang w:val="vi-VN"/>
+        </w:rPr>
+        <w:t xml:space="preserve">2. Giám đốc </w:t>
+      </w:r>
+      <w:r>
+        <w:rPr>
+          <w:bCs/>
+          <w:sz w:val="26"/>
+          <w:szCs w:val="26"/>
+          <w:lang w:val="vi-VN"/>
+        </w:rPr>
+        <w:t xml:space="preserve">(hoặc Tổng giám đốc) </w:t>
+      </w:r>
+      <w:r>
+        <w:rPr>
+          <w:bCs/>
+          <w:sz w:val="26"/>
+          <w:szCs w:val="26"/>
+          <w:lang w:val="vi-VN"/>
+        </w:rPr>
+        <w:t>có quyền và nghĩa vụ sau đây:</w:t>
+      </w:r>
+    </w:p>
+    <w:p>
+      <w:pPr>
+        <w:spacing w:line="240" w:lineRule="auto"/>
+        <w:ind w:firstLine="360"/>
+        <w:rPr>
+          <w:bCs/>
+          <w:sz w:val="26"/>
+          <w:szCs w:val="26"/>
+          <w:lang w:val="vi-VN"/>
+        </w:rPr>
+      </w:pPr>
+      <w:r>
+        <w:rPr>
+          <w:bCs/>
+          <w:sz w:val="26"/>
+          <w:szCs w:val="26"/>
+          <w:lang w:val="vi-VN"/>
+        </w:rPr>
+        <w:t>a) Tổ chức thực hiện nghị quyết, quyết định của Chủ tịch công ty;</w:t>
+      </w:r>
+    </w:p>
+    <w:p>
+      <w:pPr>
+        <w:spacing w:line="240" w:lineRule="auto"/>
+        <w:ind w:firstLine="360"/>
+        <w:rPr>
+          <w:bCs/>
+          <w:sz w:val="26"/>
+          <w:szCs w:val="26"/>
+          <w:lang w:val="vi-VN"/>
+        </w:rPr>
+      </w:pPr>
+      <w:r>
+        <w:rPr>
+          <w:bCs/>
+          <w:sz w:val="26"/>
+          <w:szCs w:val="26"/>
+          <w:lang w:val="vi-VN"/>
+        </w:rPr>
+        <w:t>b) Quyết định các vấn đề liên quan đ</w:t>
+      </w:r>
+      <w:r>
+        <w:rPr>
+          <w:bCs/>
+          <w:sz w:val="26"/>
+          <w:szCs w:val="26"/>
+          <w:lang w:val="vi-VN"/>
+        </w:rPr>
+        <w:t>ế</w:t>
+      </w:r>
+      <w:r>
+        <w:rPr>
+          <w:bCs/>
+          <w:sz w:val="26"/>
+          <w:szCs w:val="26"/>
+          <w:lang w:val="vi-VN"/>
+        </w:rPr>
+        <w:t>n hoạt động kinh doanh hằng ngày của côn</w:t>
+      </w:r>
+      <w:r>
+        <w:rPr>
+          <w:bCs/>
+          <w:sz w:val="26"/>
+          <w:szCs w:val="26"/>
+          <w:lang w:val="vi-VN"/>
+        </w:rPr>
+        <w:t xml:space="preserve">g </w:t>
+      </w:r>
+      <w:r>
+        <w:rPr>
+          <w:bCs/>
+          <w:sz w:val="26"/>
+          <w:szCs w:val="26"/>
+          <w:lang w:val="vi-VN"/>
+        </w:rPr>
+        <w:t>ty;</w:t>
+      </w:r>
+    </w:p>
+    <w:p>
+      <w:pPr>
+        <w:spacing w:line="240" w:lineRule="auto"/>
+        <w:ind w:firstLine="360"/>
+        <w:rPr>
+          <w:bCs/>
+          <w:sz w:val="26"/>
+          <w:szCs w:val="26"/>
+          <w:lang w:val="vi-VN"/>
+        </w:rPr>
+      </w:pPr>
+      <w:r>
+        <w:rPr>
+          <w:bCs/>
+          <w:sz w:val="26"/>
+          <w:szCs w:val="26"/>
+          <w:lang w:val="vi-VN"/>
+        </w:rPr>
+        <w:t>c) Tổ chức thực hiện kế hoạch kinh doanh và phương án đầu tư của công ty;</w:t>
+      </w:r>
+    </w:p>
+    <w:p>
+      <w:pPr>
+        <w:spacing w:line="240" w:lineRule="auto"/>
+        <w:ind w:firstLine="360"/>
+        <w:rPr>
+          <w:bCs/>
+          <w:sz w:val="26"/>
+          <w:szCs w:val="26"/>
+          <w:lang w:val="vi-VN"/>
+        </w:rPr>
+      </w:pPr>
+      <w:r>
+        <w:rPr>
+          <w:bCs/>
+          <w:sz w:val="26"/>
+          <w:szCs w:val="26"/>
+          <w:lang w:val="vi-VN"/>
+        </w:rPr>
+        <w:t>d) Ban hành quy chế quản lý nội bộ của công ty;</w:t>
+      </w:r>
+    </w:p>
+    <w:p>
+      <w:pPr>
+        <w:spacing w:line="240" w:lineRule="auto"/>
+        <w:ind w:firstLine="360"/>
+        <w:rPr>
+          <w:bCs/>
+          <w:sz w:val="26"/>
+          <w:szCs w:val="26"/>
+          <w:lang w:val="vi-VN"/>
+        </w:rPr>
+      </w:pPr>
+      <w:r>
+        <w:rPr>
+          <w:bCs/>
+          <w:sz w:val="26"/>
+          <w:szCs w:val="26"/>
+          <w:lang w:val="vi-VN"/>
+        </w:rPr>
+        <w:t>đ) Bổ nhiệm, miễn nhiệm, bãi nhiệm người quản lý công ty, trừ các chức danh thuộc thẩm quyền của Chủ tịch công ty;</w:t>
+      </w:r>
+    </w:p>
+    <w:p>
+      <w:pPr>
+        <w:spacing w:line="240" w:lineRule="auto"/>
+        <w:ind w:firstLine="360"/>
+        <w:rPr>
+          <w:bCs/>
+          <w:sz w:val="26"/>
+          <w:szCs w:val="26"/>
+          <w:lang w:val="vi-VN"/>
+        </w:rPr>
+      </w:pPr>
+      <w:r>
+        <w:rPr>
+          <w:bCs/>
+          <w:sz w:val="26"/>
+          <w:szCs w:val="26"/>
+          <w:lang w:val="vi-VN"/>
+        </w:rPr>
+        <w:t>e) Ký hợp đồng nhân danh công ty, trừ trường hợp thuộc thẩm quyền của Chủ tịch công ty;</w:t>
+      </w:r>
+    </w:p>
+    <w:p>
+      <w:pPr>
+        <w:spacing w:line="240" w:lineRule="auto"/>
+        <w:ind w:firstLine="360"/>
+        <w:rPr>
+          <w:bCs/>
+          <w:sz w:val="26"/>
+          <w:szCs w:val="26"/>
+          <w:lang w:val="vi-VN"/>
+        </w:rPr>
+      </w:pPr>
+      <w:r>
+        <w:rPr>
+          <w:bCs/>
+          <w:sz w:val="26"/>
+          <w:szCs w:val="26"/>
+          <w:lang w:val="vi-VN"/>
+        </w:rPr>
+        <w:t>g) Kiến nghị phương án cơ cấu tổ chức công ty;</w:t>
+      </w:r>
+    </w:p>
+    <w:p>
+      <w:pPr>
+        <w:spacing w:line="240" w:lineRule="auto"/>
+        <w:ind w:firstLine="360"/>
+        <w:rPr>
+          <w:bCs/>
+          <w:sz w:val="26"/>
+          <w:szCs w:val="26"/>
+          <w:lang w:val="vi-VN"/>
+        </w:rPr>
+      </w:pPr>
+      <w:r>
+        <w:rPr>
+          <w:bCs/>
+          <w:sz w:val="26"/>
+          <w:szCs w:val="26"/>
+          <w:lang w:val="vi-VN"/>
+        </w:rPr>
+        <w:t>h) Trình báo cáo tài chính hằng năm lên Chủ tịch công ty;</w:t>
+      </w:r>
+    </w:p>
+    <w:p>
+      <w:pPr>
+        <w:spacing w:line="240" w:lineRule="auto"/>
+        <w:ind w:firstLine="360"/>
+        <w:rPr>
+          <w:bCs/>
+          <w:sz w:val="26"/>
+          <w:szCs w:val="26"/>
+          <w:lang w:val="vi-VN"/>
+        </w:rPr>
+      </w:pPr>
+      <w:r>
+        <w:rPr>
+          <w:bCs/>
+          <w:sz w:val="26"/>
+          <w:szCs w:val="26"/>
+          <w:lang w:val="vi-VN"/>
+        </w:rPr>
+        <w:t>i) Kiến nghị phương án sử dụng lợi nhuận hoặc xử lý lỗ trong kinh doanh;</w:t>
+      </w:r>
+    </w:p>
+    <w:p>
+      <w:pPr>
+        <w:spacing w:line="240" w:lineRule="auto"/>
+        <w:ind w:firstLine="360"/>
+        <w:rPr>
+          <w:bCs/>
+          <w:sz w:val="26"/>
+          <w:szCs w:val="26"/>
+          <w:lang w:val="vi-VN"/>
+        </w:rPr>
+      </w:pPr>
+      <w:r>
+        <w:rPr>
+          <w:bCs/>
+          <w:sz w:val="26"/>
+          <w:szCs w:val="26"/>
+          <w:lang w:val="vi-VN"/>
+        </w:rPr>
+        <w:t>k) Tuyển dụng lao động; .</w:t>
+      </w:r>
+    </w:p>
+    <w:p>
+      <w:pPr>
+        <w:spacing w:line="240" w:lineRule="auto"/>
+        <w:ind w:firstLine="360"/>
+        <w:rPr>
+          <w:bCs/>
+          <w:sz w:val="26"/>
+          <w:szCs w:val="26"/>
+          <w:lang w:val="vi-VN"/>
+        </w:rPr>
+      </w:pPr>
+      <w:r>
+        <w:rPr>
+          <w:bCs/>
+          <w:sz w:val="26"/>
+          <w:szCs w:val="26"/>
+          <w:lang w:val="vi-VN"/>
+        </w:rPr>
+        <w:t>l) Quyền và nghĩa vụ khác được quy định tại Điều lệ công ty và hợp đồng lao động.</w:t>
+      </w:r>
+    </w:p>
+    <w:p>
+      <w:pPr>
+        <w:spacing w:line="240" w:lineRule="auto"/>
+        <w:ind w:firstLine="360"/>
+        <w:rPr>
+          <w:bCs/>
+          <w:sz w:val="26"/>
+          <w:szCs w:val="26"/>
+          <w:lang w:val="vi-VN"/>
+        </w:rPr>
+      </w:pPr>
+      <w:r>
+        <w:rPr>
+          <w:bCs/>
+          <w:sz w:val="26"/>
+          <w:szCs w:val="26"/>
+          <w:lang w:val="vi-VN"/>
+        </w:rPr>
         <w:lastRenderedPageBreak/>
-        <w:t>2. Quyền, nghĩa vụ và chế độ làm việc của Chủ tịch công ty được thực hiện theo quy định tại Điều lệ công ty, Luật Doanh nghiệp và quy định khác của pháp luật có liên quan.</w:t>
-      </w:r>
-    </w:p>
-    <w:p>
-      <w:pPr>
-        <w:spacing w:line="240" w:lineRule="auto"/>
-        <w:ind w:firstLine="360"/>
-        <w:rPr>
-          <w:bCs/>
-          <w:sz w:val="26"/>
-          <w:szCs w:val="26"/>
-          <w:lang w:val="vi-VN"/>
-        </w:rPr>
-      </w:pPr>
-      <w:r>
-        <w:rPr>
-          <w:bCs/>
-          <w:sz w:val="26"/>
-          <w:szCs w:val="26"/>
-          <w:lang w:val="vi-VN"/>
-        </w:rPr>
-        <w:t>3. Quyết định của Chủ tịch công ty về thực hiện quyền và nghĩa vụ của chủ sở hữu công ty có hiệu lực kể từ ngày được chủ sở hữu công ty phê duyệt.</w:t>
+        <w:t xml:space="preserve">3. Giám đốc </w:t>
+      </w:r>
+      <w:r>
+        <w:rPr>
+          <w:bCs/>
+          <w:sz w:val="26"/>
+          <w:szCs w:val="26"/>
+          <w:lang w:val="vi-VN"/>
+        </w:rPr>
+        <w:t xml:space="preserve">(hoặc Tổng giám đốc) </w:t>
+      </w:r>
+      <w:r>
+        <w:rPr>
+          <w:bCs/>
+          <w:sz w:val="26"/>
+          <w:szCs w:val="26"/>
+          <w:lang w:val="vi-VN"/>
+        </w:rPr>
+        <w:t>phải có tiêu chuẩn và điều kiện sau đây:</w:t>
+      </w:r>
+    </w:p>
+    <w:p>
+      <w:pPr>
+        <w:spacing w:line="240" w:lineRule="auto"/>
+        <w:ind w:firstLine="360"/>
+        <w:rPr>
+          <w:bCs/>
+          <w:sz w:val="26"/>
+          <w:szCs w:val="26"/>
+          <w:lang w:val="vi-VN"/>
+        </w:rPr>
+      </w:pPr>
+      <w:r>
+        <w:rPr>
+          <w:bCs/>
+          <w:sz w:val="26"/>
+          <w:szCs w:val="26"/>
+          <w:lang w:val="vi-VN"/>
+        </w:rPr>
+        <w:t xml:space="preserve">a) Không thuộc đối tượng quy định tại khoản 2 Điều 17 của Luật </w:t>
+      </w:r>
+      <w:r>
+        <w:rPr>
+          <w:bCs/>
+          <w:sz w:val="26"/>
+          <w:szCs w:val="26"/>
+          <w:lang w:val="vi-VN"/>
+        </w:rPr>
+        <w:t>Doanh nghiệp</w:t>
+      </w:r>
+      <w:r>
+        <w:rPr>
+          <w:bCs/>
+          <w:sz w:val="26"/>
+          <w:szCs w:val="26"/>
+          <w:lang w:val="vi-VN"/>
+        </w:rPr>
+        <w:t>;</w:t>
+      </w:r>
+    </w:p>
+    <w:p>
+      <w:pPr>
+        <w:spacing w:line="240" w:lineRule="auto"/>
+        <w:ind w:firstLine="360"/>
+        <w:rPr>
+          <w:bCs/>
+          <w:sz w:val="26"/>
+          <w:szCs w:val="26"/>
+          <w:lang w:val="vi-VN"/>
+        </w:rPr>
+      </w:pPr>
+      <w:r>
+        <w:rPr>
+          <w:bCs/>
+          <w:sz w:val="26"/>
+          <w:szCs w:val="26"/>
+          <w:lang w:val="vi-VN"/>
+        </w:rPr>
+        <w:t>b) Có trình độ chuyên môn, kinh nghiệm trong quản trị kinh doanh của công ty</w:t>
+      </w:r>
+      <w:r>
+        <w:rPr>
+          <w:bCs/>
+          <w:sz w:val="26"/>
+          <w:szCs w:val="26"/>
+          <w:lang w:val="vi-VN"/>
+        </w:rPr>
+        <w:t>.</w:t>
       </w:r>
     </w:p>
     <w:p>
@@ -4570,13 +5504,11 @@
         <w:ind w:firstLine="360"/>
         <w:rPr>
           <w:rFonts w:ascii="Times New Roman" w:hAnsi="Times New Roman"/>
-          <w:lang w:val="vi-VN"/>
-        </w:rPr>
-      </w:pPr>
-      <w:r>
-        <w:rPr>
-          <w:rFonts w:ascii="Times New Roman" w:hAnsi="Times New Roman"/>
-          <w:lang w:val="vi-VN"/>
+        </w:rPr>
+      </w:pPr>
+      <w:r>
+        <w:rPr>
+          <w:rFonts w:ascii="Times New Roman" w:hAnsi="Times New Roman"/>
         </w:rPr>
         <w:t>Điều 1</w:t>
       </w:r>
@@ -4584,550 +5516,6 @@
         <w:rPr>
           <w:rFonts w:ascii="Times New Roman" w:hAnsi="Times New Roman"/>
         </w:rPr>
-        <w:t>1</w:t>
-      </w:r>
-      <w:r>
-        <w:rPr>
-          <w:rFonts w:ascii="Times New Roman" w:hAnsi="Times New Roman"/>
-          <w:lang w:val="vi-VN"/>
-        </w:rPr>
-        <w:t xml:space="preserve">. Giám đốc </w:t>
-      </w:r>
-      <w:r>
-        <w:rPr>
-          <w:rFonts w:ascii="Times New Roman" w:hAnsi="Times New Roman"/>
-        </w:rPr>
-        <w:t>(hoặc Tổng giám đốc)</w:t>
-      </w:r>
-    </w:p>
-    <w:p>
-      <w:pPr>
-        <w:spacing w:line="240" w:lineRule="auto"/>
-        <w:ind w:firstLine="360"/>
-        <w:rPr>
-          <w:bCs/>
-          <w:sz w:val="26"/>
-          <w:szCs w:val="26"/>
-          <w:lang w:val="vi-VN"/>
-        </w:rPr>
-      </w:pPr>
-      <w:r>
-        <w:rPr>
-          <w:bCs/>
-          <w:sz w:val="26"/>
-          <w:szCs w:val="26"/>
-          <w:lang w:val="vi-VN"/>
-        </w:rPr>
-        <w:t xml:space="preserve">1. Chủ tịch công ty bổ nhiệm hoặc thuê Giám đốc </w:t>
-      </w:r>
-      <w:r>
-        <w:rPr>
-          <w:bCs/>
-          <w:sz w:val="26"/>
-          <w:szCs w:val="26"/>
-          <w:lang w:val="vi-VN"/>
-        </w:rPr>
-        <w:t xml:space="preserve">(hoặc Tổng giám đốc) </w:t>
-      </w:r>
-      <w:r>
-        <w:rPr>
-          <w:bCs/>
-          <w:sz w:val="26"/>
-          <w:szCs w:val="26"/>
-          <w:lang w:val="vi-VN"/>
-        </w:rPr>
-        <w:t xml:space="preserve">với nhiệm kỳ không quá 05 năm để điều hành hoạt động kinh doanh hằng ngày của công ty. Giám đốc </w:t>
-      </w:r>
-      <w:r>
-        <w:rPr>
-          <w:bCs/>
-          <w:sz w:val="26"/>
-          <w:szCs w:val="26"/>
-          <w:lang w:val="vi-VN"/>
-        </w:rPr>
-        <w:t xml:space="preserve">(hoặc Tổng giám đốc) </w:t>
-      </w:r>
-      <w:r>
-        <w:rPr>
-          <w:bCs/>
-          <w:sz w:val="26"/>
-          <w:szCs w:val="26"/>
-          <w:lang w:val="vi-VN"/>
-        </w:rPr>
-        <w:t>chịu trách nhiệm trước pháp luật và Chủ tịch công ty về việc thực hiện quyền và nghĩa vụ của mình. Chủ tịch công ty có thể kiêm Giám đốc</w:t>
-      </w:r>
-      <w:r>
-        <w:rPr>
-          <w:bCs/>
-          <w:sz w:val="26"/>
-          <w:szCs w:val="26"/>
-          <w:lang w:val="vi-VN"/>
-        </w:rPr>
-        <w:t xml:space="preserve"> (hoặc Tổng giám đốc</w:t>
-      </w:r>
-      <w:r>
-        <w:rPr>
-          <w:bCs/>
-          <w:sz w:val="26"/>
-          <w:szCs w:val="26"/>
-          <w:lang w:val="vi-VN"/>
-        </w:rPr>
-        <w:t>)</w:t>
-      </w:r>
-      <w:r>
-        <w:rPr>
-          <w:bCs/>
-          <w:sz w:val="26"/>
-          <w:szCs w:val="26"/>
-          <w:lang w:val="vi-VN"/>
-        </w:rPr>
-        <w:t>.</w:t>
-      </w:r>
-    </w:p>
-    <w:p>
-      <w:pPr>
-        <w:spacing w:line="240" w:lineRule="auto"/>
-        <w:ind w:firstLine="360"/>
-        <w:rPr>
-          <w:bCs/>
-          <w:sz w:val="26"/>
-          <w:szCs w:val="26"/>
-          <w:lang w:val="vi-VN"/>
-        </w:rPr>
-      </w:pPr>
-      <w:r>
-        <w:rPr>
-          <w:bCs/>
-          <w:sz w:val="26"/>
-          <w:szCs w:val="26"/>
-          <w:lang w:val="vi-VN"/>
-        </w:rPr>
-        <w:t xml:space="preserve">2. Giám đốc </w:t>
-      </w:r>
-      <w:r>
-        <w:rPr>
-          <w:bCs/>
-          <w:sz w:val="26"/>
-          <w:szCs w:val="26"/>
-          <w:lang w:val="vi-VN"/>
-        </w:rPr>
-        <w:t xml:space="preserve">(hoặc Tổng giám đốc) </w:t>
-      </w:r>
-      <w:r>
-        <w:rPr>
-          <w:bCs/>
-          <w:sz w:val="26"/>
-          <w:szCs w:val="26"/>
-          <w:lang w:val="vi-VN"/>
-        </w:rPr>
-        <w:t>có quyền và nghĩa vụ sau đây:</w:t>
-      </w:r>
-    </w:p>
-    <w:p>
-      <w:pPr>
-        <w:spacing w:line="240" w:lineRule="auto"/>
-        <w:ind w:firstLine="360"/>
-        <w:rPr>
-          <w:bCs/>
-          <w:sz w:val="26"/>
-          <w:szCs w:val="26"/>
-          <w:lang w:val="vi-VN"/>
-        </w:rPr>
-      </w:pPr>
-      <w:r>
-        <w:rPr>
-          <w:bCs/>
-          <w:sz w:val="26"/>
-          <w:szCs w:val="26"/>
-          <w:lang w:val="vi-VN"/>
-        </w:rPr>
-        <w:t>a) Tổ chức thực hiện nghị quyết, quyết định của Chủ tịch công ty;</w:t>
-      </w:r>
-    </w:p>
-    <w:p>
-      <w:pPr>
-        <w:spacing w:line="240" w:lineRule="auto"/>
-        <w:ind w:firstLine="360"/>
-        <w:rPr>
-          <w:bCs/>
-          <w:sz w:val="26"/>
-          <w:szCs w:val="26"/>
-          <w:lang w:val="vi-VN"/>
-        </w:rPr>
-      </w:pPr>
-      <w:r>
-        <w:rPr>
-          <w:bCs/>
-          <w:sz w:val="26"/>
-          <w:szCs w:val="26"/>
-          <w:lang w:val="vi-VN"/>
-        </w:rPr>
-        <w:t>b) Quyết định các vấn đề liên quan đ</w:t>
-      </w:r>
-      <w:r>
-        <w:rPr>
-          <w:bCs/>
-          <w:sz w:val="26"/>
-          <w:szCs w:val="26"/>
-          <w:lang w:val="vi-VN"/>
-        </w:rPr>
-        <w:t>ế</w:t>
-      </w:r>
-      <w:r>
-        <w:rPr>
-          <w:bCs/>
-          <w:sz w:val="26"/>
-          <w:szCs w:val="26"/>
-          <w:lang w:val="vi-VN"/>
-        </w:rPr>
-        <w:t>n hoạt động kinh doanh hằng ngày của côn</w:t>
-      </w:r>
-      <w:r>
-        <w:rPr>
-          <w:bCs/>
-          <w:sz w:val="26"/>
-          <w:szCs w:val="26"/>
-          <w:lang w:val="vi-VN"/>
-        </w:rPr>
-        <w:t xml:space="preserve">g </w:t>
-      </w:r>
-      <w:r>
-        <w:rPr>
-          <w:bCs/>
-          <w:sz w:val="26"/>
-          <w:szCs w:val="26"/>
-          <w:lang w:val="vi-VN"/>
-        </w:rPr>
-        <w:t>ty;</w:t>
-      </w:r>
-    </w:p>
-    <w:p>
-      <w:pPr>
-        <w:spacing w:line="240" w:lineRule="auto"/>
-        <w:ind w:firstLine="360"/>
-        <w:rPr>
-          <w:bCs/>
-          <w:sz w:val="26"/>
-          <w:szCs w:val="26"/>
-          <w:lang w:val="vi-VN"/>
-        </w:rPr>
-      </w:pPr>
-      <w:r>
-        <w:rPr>
-          <w:bCs/>
-          <w:sz w:val="26"/>
-          <w:szCs w:val="26"/>
-          <w:lang w:val="vi-VN"/>
-        </w:rPr>
-        <w:t>c) Tổ chức thực hiện kế hoạch kinh doanh và phương án đầu tư của công ty;</w:t>
-      </w:r>
-    </w:p>
-    <w:p>
-      <w:pPr>
-        <w:spacing w:line="240" w:lineRule="auto"/>
-        <w:ind w:firstLine="360"/>
-        <w:rPr>
-          <w:bCs/>
-          <w:sz w:val="26"/>
-          <w:szCs w:val="26"/>
-          <w:lang w:val="vi-VN"/>
-        </w:rPr>
-      </w:pPr>
-      <w:r>
-        <w:rPr>
-          <w:bCs/>
-          <w:sz w:val="26"/>
-          <w:szCs w:val="26"/>
-          <w:lang w:val="vi-VN"/>
-        </w:rPr>
-        <w:t>d) Ban hành quy chế quản lý nội bộ của công ty;</w:t>
-      </w:r>
-    </w:p>
-    <w:p>
-      <w:pPr>
-        <w:spacing w:line="240" w:lineRule="auto"/>
-        <w:ind w:firstLine="360"/>
-        <w:rPr>
-          <w:bCs/>
-          <w:sz w:val="26"/>
-          <w:szCs w:val="26"/>
-          <w:lang w:val="vi-VN"/>
-        </w:rPr>
-      </w:pPr>
-      <w:r>
-        <w:rPr>
-          <w:bCs/>
-          <w:sz w:val="26"/>
-          <w:szCs w:val="26"/>
-          <w:lang w:val="vi-VN"/>
-        </w:rPr>
-        <w:t>đ) Bổ nhiệm, miễn nhiệm, bãi nhiệm người quản lý công ty, trừ các chức danh thuộc thẩm quyền của Chủ tịch công ty;</w:t>
-      </w:r>
-    </w:p>
-    <w:p>
-      <w:pPr>
-        <w:spacing w:line="240" w:lineRule="auto"/>
-        <w:ind w:firstLine="360"/>
-        <w:rPr>
-          <w:bCs/>
-          <w:sz w:val="26"/>
-          <w:szCs w:val="26"/>
-          <w:lang w:val="vi-VN"/>
-        </w:rPr>
-      </w:pPr>
-      <w:r>
-        <w:rPr>
-          <w:bCs/>
-          <w:sz w:val="26"/>
-          <w:szCs w:val="26"/>
-          <w:lang w:val="vi-VN"/>
-        </w:rPr>
-        <w:t>e) Ký hợp đồng nhân danh công ty, trừ trường hợp thuộc thẩm quyền của Chủ tịch công ty;</w:t>
-      </w:r>
-    </w:p>
-    <w:p>
-      <w:pPr>
-        <w:spacing w:line="240" w:lineRule="auto"/>
-        <w:ind w:firstLine="360"/>
-        <w:rPr>
-          <w:bCs/>
-          <w:sz w:val="26"/>
-          <w:szCs w:val="26"/>
-          <w:lang w:val="vi-VN"/>
-        </w:rPr>
-      </w:pPr>
-      <w:r>
-        <w:rPr>
-          <w:bCs/>
-          <w:sz w:val="26"/>
-          <w:szCs w:val="26"/>
-          <w:lang w:val="vi-VN"/>
-        </w:rPr>
-        <w:t>g) Kiến nghị phương án cơ cấu tổ chức công ty;</w:t>
-      </w:r>
-    </w:p>
-    <w:p>
-      <w:pPr>
-        <w:spacing w:line="240" w:lineRule="auto"/>
-        <w:ind w:firstLine="360"/>
-        <w:rPr>
-          <w:bCs/>
-          <w:sz w:val="26"/>
-          <w:szCs w:val="26"/>
-          <w:lang w:val="vi-VN"/>
-        </w:rPr>
-      </w:pPr>
-      <w:r>
-        <w:rPr>
-          <w:bCs/>
-          <w:sz w:val="26"/>
-          <w:szCs w:val="26"/>
-          <w:lang w:val="vi-VN"/>
-        </w:rPr>
-        <w:t>h) Trình báo cáo tài chính hằng năm lên Chủ tịch công ty;</w:t>
-      </w:r>
-    </w:p>
-    <w:p>
-      <w:pPr>
-        <w:spacing w:line="240" w:lineRule="auto"/>
-        <w:ind w:firstLine="360"/>
-        <w:rPr>
-          <w:bCs/>
-          <w:sz w:val="26"/>
-          <w:szCs w:val="26"/>
-          <w:lang w:val="vi-VN"/>
-        </w:rPr>
-      </w:pPr>
-      <w:r>
-        <w:rPr>
-          <w:bCs/>
-          <w:sz w:val="26"/>
-          <w:szCs w:val="26"/>
-          <w:lang w:val="vi-VN"/>
-        </w:rPr>
-        <w:t>i) Kiến nghị phương án sử dụng lợi nhuận hoặc xử lý lỗ trong kinh doanh;</w:t>
-      </w:r>
-    </w:p>
-    <w:p>
-      <w:pPr>
-        <w:spacing w:line="240" w:lineRule="auto"/>
-        <w:ind w:firstLine="360"/>
-        <w:rPr>
-          <w:bCs/>
-          <w:sz w:val="26"/>
-          <w:szCs w:val="26"/>
-          <w:lang w:val="vi-VN"/>
-        </w:rPr>
-      </w:pPr>
-      <w:r>
-        <w:rPr>
-          <w:bCs/>
-          <w:sz w:val="26"/>
-          <w:szCs w:val="26"/>
-          <w:lang w:val="vi-VN"/>
-        </w:rPr>
-        <w:t>k) Tuyển dụng lao động; .</w:t>
-      </w:r>
-    </w:p>
-    <w:p>
-      <w:pPr>
-        <w:spacing w:line="240" w:lineRule="auto"/>
-        <w:ind w:firstLine="360"/>
-        <w:rPr>
-          <w:bCs/>
-          <w:sz w:val="26"/>
-          <w:szCs w:val="26"/>
-          <w:lang w:val="vi-VN"/>
-        </w:rPr>
-      </w:pPr>
-      <w:r>
-        <w:rPr>
-          <w:bCs/>
-          <w:sz w:val="26"/>
-          <w:szCs w:val="26"/>
-          <w:lang w:val="vi-VN"/>
-        </w:rPr>
-        <w:t>l) Quyền và nghĩa vụ khác được quy định tại Điều lệ công ty và hợp đồng lao động.</w:t>
-      </w:r>
-    </w:p>
-    <w:p>
-      <w:pPr>
-        <w:spacing w:line="240" w:lineRule="auto"/>
-        <w:ind w:firstLine="360"/>
-        <w:rPr>
-          <w:bCs/>
-          <w:sz w:val="26"/>
-          <w:szCs w:val="26"/>
-          <w:lang w:val="vi-VN"/>
-        </w:rPr>
-      </w:pPr>
-      <w:r>
-        <w:rPr>
-          <w:bCs/>
-          <w:sz w:val="26"/>
-          <w:szCs w:val="26"/>
-          <w:lang w:val="vi-VN"/>
-        </w:rPr>
-        <w:t xml:space="preserve">3. Giám đốc </w:t>
-      </w:r>
-      <w:r>
-        <w:rPr>
-          <w:bCs/>
-          <w:sz w:val="26"/>
-          <w:szCs w:val="26"/>
-          <w:lang w:val="vi-VN"/>
-        </w:rPr>
-        <w:t xml:space="preserve">(hoặc Tổng giám đốc) </w:t>
-      </w:r>
-      <w:r>
-        <w:rPr>
-          <w:bCs/>
-          <w:sz w:val="26"/>
-          <w:szCs w:val="26"/>
-          <w:lang w:val="vi-VN"/>
-        </w:rPr>
-        <w:t>phải có tiêu chuẩn và điều kiện sau đây:</w:t>
-      </w:r>
-    </w:p>
-    <w:p>
-      <w:pPr>
-        <w:spacing w:line="240" w:lineRule="auto"/>
-        <w:ind w:firstLine="360"/>
-        <w:rPr>
-          <w:bCs/>
-          <w:sz w:val="26"/>
-          <w:szCs w:val="26"/>
-          <w:lang w:val="vi-VN"/>
-        </w:rPr>
-      </w:pPr>
-      <w:r>
-        <w:rPr>
-          <w:bCs/>
-          <w:sz w:val="26"/>
-          <w:szCs w:val="26"/>
-          <w:lang w:val="vi-VN"/>
-        </w:rPr>
-        <w:t xml:space="preserve">a) Không thuộc đối tượng quy định tại khoản 2 Điều 17 của Luật </w:t>
-      </w:r>
-      <w:r>
-        <w:rPr>
-          <w:bCs/>
-          <w:sz w:val="26"/>
-          <w:szCs w:val="26"/>
-          <w:lang w:val="vi-VN"/>
-        </w:rPr>
-        <w:t>Doanh nghiệp</w:t>
-      </w:r>
-      <w:r>
-        <w:rPr>
-          <w:bCs/>
-          <w:sz w:val="26"/>
-          <w:szCs w:val="26"/>
-          <w:lang w:val="vi-VN"/>
-        </w:rPr>
-        <w:t>;</w:t>
-      </w:r>
-    </w:p>
-    <w:p>
-      <w:pPr>
-        <w:spacing w:line="240" w:lineRule="auto"/>
-        <w:ind w:firstLine="360"/>
-        <w:rPr>
-          <w:bCs/>
-          <w:sz w:val="26"/>
-          <w:szCs w:val="26"/>
-          <w:lang w:val="vi-VN"/>
-        </w:rPr>
-      </w:pPr>
-      <w:r>
-        <w:rPr>
-          <w:bCs/>
-          <w:sz w:val="26"/>
-          <w:szCs w:val="26"/>
-          <w:lang w:val="vi-VN"/>
-        </w:rPr>
-        <w:t>b) Có trình độ chuyên môn, kinh nghiệm trong quản trị kinh doanh của công ty</w:t>
-      </w:r>
-      <w:r>
-        <w:rPr>
-          <w:bCs/>
-          <w:sz w:val="26"/>
-          <w:szCs w:val="26"/>
-          <w:lang w:val="vi-VN"/>
-        </w:rPr>
-        <w:t>.</w:t>
-      </w:r>
-    </w:p>
-    <w:p>
-      <w:pPr>
-        <w:spacing w:line="240" w:lineRule="auto"/>
-        <w:ind w:firstLine="360"/>
-        <w:rPr>
-          <w:bCs/>
-          <w:sz w:val="26"/>
-          <w:szCs w:val="26"/>
-          <w:lang w:val="vi-VN"/>
-        </w:rPr>
-      </w:pPr>
-    </w:p>
-    <w:p>
-      <w:pPr>
-        <w:pStyle w:val="Heading3"/>
-        <w:ind w:firstLine="360"/>
-        <w:rPr>
-          <w:rFonts w:ascii="Times New Roman" w:hAnsi="Times New Roman"/>
-        </w:rPr>
-      </w:pPr>
-      <w:r>
-        <w:rPr>
-          <w:rFonts w:ascii="Times New Roman" w:hAnsi="Times New Roman"/>
-        </w:rPr>
-        <w:t>Điều 1</w:t>
-      </w:r>
-      <w:r>
-        <w:rPr>
-          <w:rFonts w:ascii="Times New Roman" w:hAnsi="Times New Roman"/>
-        </w:rPr>
         <w:t>2</w:t>
       </w:r>
       <w:r>
@@ -5267,7 +5655,6 @@
           <w:szCs w:val="26"/>
           <w:lang w:val="vi-VN"/>
         </w:rPr>
-        <w:lastRenderedPageBreak/>
         <w:t xml:space="preserve">2. Chủ sở hữu công ty quyết định mức </w:t>
       </w:r>
       <w:r>
@@ -5763,6 +6150,7 @@
         <w:rPr>
           <w:rFonts w:ascii="Times New Roman" w:hAnsi="Times New Roman"/>
         </w:rPr>
+        <w:lastRenderedPageBreak/>
         <w:t xml:space="preserve">Điều </w:t>
       </w:r>
       <w:r>
@@ -5922,7 +6310,6 @@
           <w:szCs w:val="26"/>
           <w:lang w:val="vi-VN"/>
         </w:rPr>
-        <w:lastRenderedPageBreak/>
         <w:tab/>
       </w:r>
       <w:r>
@@ -6514,7 +6901,6 @@
           <w:szCs w:val="26"/>
           <w:lang w:val="vi-VN"/>
         </w:rPr>
-        <w:lastRenderedPageBreak/>
         <w:t>d) Phương án xử lý các nghĩa vụ phát sinh từ hợp đồng lao động;</w:t>
       </w:r>
     </w:p>
@@ -6906,7 +7292,6 @@
           <w:szCs w:val="26"/>
           <w:lang w:val="vi-VN"/>
         </w:rPr>
-        <w:lastRenderedPageBreak/>
         <w:t>2. Khi muốn bổ sung, sửa đổi nội dung Điều lệ này, Chủ Sở hữu công ty sẽ xem xét, quyết định theo tình hình thực tế.</w:t>
       </w:r>
     </w:p>
@@ -7444,7 +7829,6 @@
           <w:szCs w:val="26"/>
           <w:lang w:val="vi-VN"/>
         </w:rPr>
-        <w:lastRenderedPageBreak/>
         <w:t>Thành Phố</w:t>
       </w:r>
       <w:r>
